--- a/AUDIT_PACK_2026-10-18/2_Research_Notes/COMMUNICATION_GUIDE.docx
+++ b/AUDIT_PACK_2026-10-18/2_Research_Notes/COMMUNICATION_GUIDE.docx
@@ -2001,6 +2001,154 @@
       </w:r>
       <w:r>
         <w:t xml:space="preserve">they mean method against method under identical conditions, not against giant AIs. Run the established method as a competitor.</w:t>
+      </w:r>
+    </w:p>
+    <w:p>
+      <w:pPr>
+        <w:numPr>
+          <w:ilvl w:val="0"/>
+          <w:numId w:val="1002"/>
+        </w:numPr>
+        <w:pStyle w:val="Compact"/>
+      </w:pPr>
+      <w:r>
+        <w:rPr>
+          <w:bCs/>
+          <w:b/>
+        </w:rPr>
+        <w:t xml:space="preserve">Pass/fail rules are frozen once saved.</w:t>
+      </w:r>
+      <w:r>
+        <w:t xml:space="preserve"> </w:t>
+      </w:r>
+      <w:r>
+        <w:t xml:space="preserve">If a flaw turns up after any result is seen, keep the original result, save the fix as a new version, and label the new result</w:t>
+      </w:r>
+      <w:r>
+        <w:t xml:space="preserve"> </w:t>
+      </w:r>
+      <w:r>
+        <w:t xml:space="preserve">“</w:t>
+      </w:r>
+      <w:r>
+        <w:t xml:space="preserve">re-run after a fix</w:t>
+      </w:r>
+      <w:r>
+        <w:t xml:space="preserve">”</w:t>
+      </w:r>
+      <w:r>
+        <w:t xml:space="preserve">. Never call it</w:t>
+      </w:r>
+      <w:r>
+        <w:t xml:space="preserve"> </w:t>
+      </w:r>
+      <w:r>
+        <w:t xml:space="preserve">“</w:t>
+      </w:r>
+      <w:r>
+        <w:t xml:space="preserve">confirmed</w:t>
+      </w:r>
+      <w:r>
+        <w:t xml:space="preserve">”</w:t>
+      </w:r>
+      <w:r>
+        <w:t xml:space="preserve">.</w:t>
+      </w:r>
+    </w:p>
+    <w:p>
+      <w:pPr>
+        <w:numPr>
+          <w:ilvl w:val="0"/>
+          <w:numId w:val="1002"/>
+        </w:numPr>
+        <w:pStyle w:val="Compact"/>
+      </w:pPr>
+      <w:r>
+        <w:rPr>
+          <w:bCs/>
+          <w:b/>
+        </w:rPr>
+        <w:t xml:space="preserve">Keep every result,</w:t>
+      </w:r>
+      <w:r>
+        <w:t xml:space="preserve"> </w:t>
+      </w:r>
+      <w:r>
+        <w:t xml:space="preserve">including flawed runs. Nothing is</w:t>
+      </w:r>
+      <w:r>
+        <w:t xml:space="preserve"> </w:t>
+      </w:r>
+      <w:r>
+        <w:t xml:space="preserve">“</w:t>
+      </w:r>
+      <w:r>
+        <w:t xml:space="preserve">set aside and lost</w:t>
+      </w:r>
+      <w:r>
+        <w:t xml:space="preserve">”</w:t>
+      </w:r>
+      <w:r>
+        <w:t xml:space="preserve">.</w:t>
+      </w:r>
+    </w:p>
+    <w:p>
+      <w:pPr>
+        <w:numPr>
+          <w:ilvl w:val="0"/>
+          <w:numId w:val="1002"/>
+        </w:numPr>
+        <w:pStyle w:val="Compact"/>
+      </w:pPr>
+      <w:r>
+        <w:rPr>
+          <w:bCs/>
+          <w:b/>
+        </w:rPr>
+        <w:t xml:space="preserve">Use the tools properly:</w:t>
+      </w:r>
+      <w:r>
+        <w:t xml:space="preserve"> </w:t>
+      </w:r>
+      <w:r>
+        <w:t xml:space="preserve">check that a file exists before saying it does; report failures and skipped steps; if a tool or key is missing, say what it blocks.</w:t>
+      </w:r>
+    </w:p>
+    <w:p>
+      <w:pPr>
+        <w:numPr>
+          <w:ilvl w:val="0"/>
+          <w:numId w:val="1002"/>
+        </w:numPr>
+        <w:pStyle w:val="Compact"/>
+      </w:pPr>
+      <w:r>
+        <w:rPr>
+          <w:bCs/>
+          <w:b/>
+        </w:rPr>
+        <w:t xml:space="preserve">Follow</w:t>
+      </w:r>
+      <w:r>
+        <w:rPr>
+          <w:bCs/>
+          <w:b/>
+        </w:rPr>
+        <w:t xml:space="preserve"> </w:t>
+      </w:r>
+      <w:r>
+        <w:rPr>
+          <w:rStyle w:val="VerbatimChar"/>
+          <w:bCs/>
+          <w:b/>
+        </w:rPr>
+        <w:t xml:space="preserve">CLAUDE.md</w:t>
+      </w:r>
+      <w:r>
+        <w:t xml:space="preserve"> </w:t>
+      </w:r>
+      <w:r>
+        <w:t xml:space="preserve">(top of the repo) for delivering files to the owner.</w:t>
       </w:r>
     </w:p>
     <w:p>
